--- a/10_report/main/table_mediation_full.docx
+++ b/10_report/main/table_mediation_full.docx
@@ -2507,7 +2507,7 @@
                 <w:szCs w:val="20"/>
                 <w:color w:val="000000"/>
               </w:rPr>
-              <w:t xml:space="preserve">0.0368</w:t>
+              <w:t xml:space="preserve">0.0372</w:t>
             </w:r>
           </w:p>
         </w:tc>
@@ -2993,7 +2993,7 @@
                 <w:szCs w:val="20"/>
                 <w:color w:val="000000"/>
               </w:rPr>
-              <w:t xml:space="preserve">0.0456</w:t>
+              <w:t xml:space="preserve">0.0460</w:t>
             </w:r>
           </w:p>
         </w:tc>
@@ -4295,7 +4295,7 @@
                 <w:szCs w:val="20"/>
                 <w:color w:val="000000"/>
               </w:rPr>
-              <w:t xml:space="preserve">0.9304</w:t>
+              <w:t xml:space="preserve">0.9306</w:t>
             </w:r>
           </w:p>
         </w:tc>
@@ -4781,7 +4781,7 @@
                 <w:szCs w:val="20"/>
                 <w:color w:val="000000"/>
               </w:rPr>
-              <w:t xml:space="preserve">0.0040</w:t>
+              <w:t xml:space="preserve">0.0044</w:t>
             </w:r>
           </w:p>
         </w:tc>
@@ -6083,7 +6083,7 @@
                 <w:szCs w:val="20"/>
                 <w:color w:val="000000"/>
               </w:rPr>
-              <w:t xml:space="preserve">0.5656</w:t>
+              <w:t xml:space="preserve">0.5659</w:t>
             </w:r>
           </w:p>
         </w:tc>
@@ -6569,7 +6569,7 @@
                 <w:szCs w:val="20"/>
                 <w:color w:val="000000"/>
               </w:rPr>
-              <w:t xml:space="preserve">0.5416</w:t>
+              <w:t xml:space="preserve">0.5419</w:t>
             </w:r>
           </w:p>
         </w:tc>
@@ -7871,7 +7871,7 @@
                 <w:szCs w:val="20"/>
                 <w:color w:val="000000"/>
               </w:rPr>
-              <w:t xml:space="preserve">0.2488</w:t>
+              <w:t xml:space="preserve">0.2492</w:t>
             </w:r>
           </w:p>
         </w:tc>
@@ -8357,7 +8357,7 @@
                 <w:szCs w:val="20"/>
                 <w:color w:val="000000"/>
               </w:rPr>
-              <w:t xml:space="preserve">0.0048</w:t>
+              <w:t xml:space="preserve">0.0052</w:t>
             </w:r>
           </w:p>
         </w:tc>
@@ -9659,7 +9659,7 @@
                 <w:szCs w:val="20"/>
                 <w:color w:val="000000"/>
               </w:rPr>
-              <w:t xml:space="preserve">0.9872</w:t>
+              <w:t xml:space="preserve">0.9874</w:t>
             </w:r>
           </w:p>
         </w:tc>
@@ -10145,7 +10145,7 @@
                 <w:szCs w:val="20"/>
                 <w:color w:val="000000"/>
               </w:rPr>
-              <w:t xml:space="preserve">0.0672</w:t>
+              <w:t xml:space="preserve">0.0676</w:t>
             </w:r>
           </w:p>
         </w:tc>
@@ -11447,7 +11447,7 @@
                 <w:szCs w:val="20"/>
                 <w:color w:val="000000"/>
               </w:rPr>
-              <w:t xml:space="preserve">0.0140</w:t>
+              <w:t xml:space="preserve">0.0144</w:t>
             </w:r>
           </w:p>
         </w:tc>
@@ -11933,7 +11933,7 @@
                 <w:szCs w:val="20"/>
                 <w:color w:val="000000"/>
               </w:rPr>
-              <w:t xml:space="preserve">0.0740</w:t>
+              <w:t xml:space="preserve">0.0744</w:t>
             </w:r>
           </w:p>
         </w:tc>
@@ -13235,7 +13235,7 @@
                 <w:szCs w:val="20"/>
                 <w:color w:val="000000"/>
               </w:rPr>
-              <w:t xml:space="preserve">0.1864</w:t>
+              <w:t xml:space="preserve">0.1868</w:t>
             </w:r>
           </w:p>
         </w:tc>
@@ -13721,7 +13721,7 @@
                 <w:szCs w:val="20"/>
                 <w:color w:val="000000"/>
               </w:rPr>
-              <w:t xml:space="preserve">0.0024</w:t>
+              <w:t xml:space="preserve">0.0028</w:t>
             </w:r>
           </w:p>
         </w:tc>
